--- a/public/archivos/Curriculum Full Stack.docx
+++ b/public/archivos/Curriculum Full Stack.docx
@@ -81,7 +81,7 @@
           <w:sz w:val="36"/>
           <w:szCs w:val="36"/>
         </w:rPr>
-        <w:t>Como desarrollador web Full Stack creo páginas y aplicaciones web</w:t>
+        <w:t xml:space="preserve">Como desarrollador web Full Stack creo </w:t>
       </w:r>
       <w:r>
         <w:rPr>
@@ -91,7 +91,7 @@
           <w:sz w:val="36"/>
           <w:szCs w:val="36"/>
         </w:rPr>
-        <w:t xml:space="preserve"> </w:t>
+        <w:t>plataformas</w:t>
       </w:r>
       <w:r>
         <w:rPr>
@@ -101,9 +101,8 @@
           <w:sz w:val="36"/>
           <w:szCs w:val="36"/>
         </w:rPr>
-        <w:t xml:space="preserve">de alta calidad, intuitivas y dinámicas, para mejorar la experiencia del usuario, y usando las últimas tecnologías como </w:t>
-      </w:r>
-      <w:proofErr w:type="spellStart"/>
+        <w:t xml:space="preserve"> y aplicaciones web</w:t>
+      </w:r>
       <w:r>
         <w:rPr>
           <w:rFonts w:ascii="Times New Roman" w:hAnsi="Times New Roman" w:cs="Times New Roman"/>
@@ -112,9 +111,8 @@
           <w:sz w:val="36"/>
           <w:szCs w:val="36"/>
         </w:rPr>
-        <w:t>react</w:t>
-      </w:r>
-      <w:proofErr w:type="spellEnd"/>
+        <w:t xml:space="preserve"> </w:t>
+      </w:r>
       <w:r>
         <w:rPr>
           <w:rFonts w:ascii="Times New Roman" w:hAnsi="Times New Roman" w:cs="Times New Roman"/>
@@ -123,7 +121,7 @@
           <w:sz w:val="36"/>
           <w:szCs w:val="36"/>
         </w:rPr>
-        <w:t xml:space="preserve"> y </w:t>
+        <w:t xml:space="preserve">de alta calidad, intuitivas y </w:t>
       </w:r>
       <w:r>
         <w:rPr>
@@ -133,7 +131,47 @@
           <w:sz w:val="36"/>
           <w:szCs w:val="36"/>
         </w:rPr>
-        <w:t>angular</w:t>
+        <w:t>esalable</w:t>
+      </w:r>
+      <w:r>
+        <w:rPr>
+          <w:rFonts w:ascii="Times New Roman" w:hAnsi="Times New Roman" w:cs="Times New Roman"/>
+          <w:i/>
+          <w:iCs/>
+          <w:sz w:val="36"/>
+          <w:szCs w:val="36"/>
+        </w:rPr>
+        <w:t>s, usando las últimas tecnologías como react</w:t>
+      </w:r>
+      <w:r>
+        <w:rPr>
+          <w:rFonts w:ascii="Times New Roman" w:hAnsi="Times New Roman" w:cs="Times New Roman"/>
+          <w:i/>
+          <w:iCs/>
+          <w:sz w:val="36"/>
+          <w:szCs w:val="36"/>
+        </w:rPr>
+        <w:t>, java</w:t>
+      </w:r>
+      <w:r>
+        <w:rPr>
+          <w:rFonts w:ascii="Times New Roman" w:hAnsi="Times New Roman" w:cs="Times New Roman"/>
+          <w:i/>
+          <w:iCs/>
+          <w:sz w:val="36"/>
+          <w:szCs w:val="36"/>
+        </w:rPr>
+        <w:t xml:space="preserve"> y </w:t>
+      </w:r>
+      <w:r>
+        <w:rPr>
+          <w:rFonts w:ascii="Times New Roman" w:hAnsi="Times New Roman" w:cs="Times New Roman"/>
+          <w:i/>
+          <w:iCs/>
+          <w:sz w:val="36"/>
+          <w:szCs w:val="36"/>
+        </w:rPr>
+        <w:t>spring boot</w:t>
       </w:r>
       <w:r>
         <w:rPr>
@@ -272,7 +310,35 @@
           <w:szCs w:val="40"/>
           <w:lang w:val="en-US"/>
         </w:rPr>
-        <w:t>Web Developer Full Stack : The Bridge</w:t>
+        <w:t xml:space="preserve">Web Developer Full </w:t>
+      </w:r>
+      <w:proofErr w:type="gramStart"/>
+      <w:r>
+        <w:rPr>
+          <w:rFonts w:ascii="Times New Roman" w:hAnsi="Times New Roman" w:cs="Times New Roman"/>
+          <w:b/>
+          <w:bCs/>
+          <w:i/>
+          <w:iCs/>
+          <w:sz w:val="40"/>
+          <w:szCs w:val="40"/>
+          <w:lang w:val="en-US"/>
+        </w:rPr>
+        <w:t>Stack :</w:t>
+      </w:r>
+      <w:proofErr w:type="gramEnd"/>
+      <w:r>
+        <w:rPr>
+          <w:rFonts w:ascii="Times New Roman" w:hAnsi="Times New Roman" w:cs="Times New Roman"/>
+          <w:b/>
+          <w:bCs/>
+          <w:i/>
+          <w:iCs/>
+          <w:sz w:val="40"/>
+          <w:szCs w:val="40"/>
+          <w:lang w:val="en-US"/>
+        </w:rPr>
+        <w:t xml:space="preserve"> The Bridge</w:t>
       </w:r>
       <w:r>
         <w:rPr>
@@ -309,6 +375,7 @@
           <w:iCs/>
           <w:sz w:val="40"/>
           <w:szCs w:val="40"/>
+          <w:lang w:val="en-US"/>
         </w:rPr>
       </w:pPr>
       <w:r>
@@ -320,47 +387,45 @@
           <w:iCs/>
           <w:sz w:val="40"/>
           <w:szCs w:val="40"/>
-        </w:rPr>
-        <w:t xml:space="preserve">Programación .net : Campus </w:t>
-      </w:r>
-      <w:proofErr w:type="spellStart"/>
-      <w:r>
-        <w:rPr>
-          <w:rFonts w:ascii="Times New Roman" w:hAnsi="Times New Roman" w:cs="Times New Roman"/>
-          <w:b/>
-          <w:bCs/>
-          <w:i/>
-          <w:iCs/>
-          <w:sz w:val="40"/>
-          <w:szCs w:val="40"/>
-        </w:rPr>
-        <w:t>to</w:t>
-      </w:r>
-      <w:proofErr w:type="spellEnd"/>
-      <w:r>
-        <w:rPr>
-          <w:rFonts w:ascii="Times New Roman" w:hAnsi="Times New Roman" w:cs="Times New Roman"/>
-          <w:b/>
-          <w:bCs/>
-          <w:i/>
-          <w:iCs/>
-          <w:sz w:val="40"/>
-          <w:szCs w:val="40"/>
-        </w:rPr>
-        <w:t xml:space="preserve"> Business</w:t>
+          <w:lang w:val="en-US"/>
+        </w:rPr>
+        <w:t xml:space="preserve">Programación </w:t>
+      </w:r>
+      <w:proofErr w:type="gramStart"/>
+      <w:r>
+        <w:rPr>
+          <w:rFonts w:ascii="Times New Roman" w:hAnsi="Times New Roman" w:cs="Times New Roman"/>
+          <w:b/>
+          <w:bCs/>
+          <w:i/>
+          <w:iCs/>
+          <w:sz w:val="40"/>
+          <w:szCs w:val="40"/>
+          <w:lang w:val="en-US"/>
+        </w:rPr>
+        <w:t>.net :</w:t>
+      </w:r>
+      <w:proofErr w:type="gramEnd"/>
+      <w:r>
+        <w:rPr>
+          <w:rFonts w:ascii="Times New Roman" w:hAnsi="Times New Roman" w:cs="Times New Roman"/>
+          <w:b/>
+          <w:bCs/>
+          <w:i/>
+          <w:iCs/>
+          <w:sz w:val="40"/>
+          <w:szCs w:val="40"/>
+          <w:lang w:val="en-US"/>
+        </w:rPr>
+        <w:t xml:space="preserve"> Campus to Business</w:t>
       </w:r>
     </w:p>
     <w:p>
       <w:pPr>
-        <w:ind w:left="2832"/>
-        <w:rPr>
-          <w:rFonts w:ascii="Times New Roman" w:hAnsi="Times New Roman" w:cs="Times New Roman"/>
-          <w:b/>
-          <w:bCs/>
-          <w:i/>
-          <w:iCs/>
-          <w:sz w:val="40"/>
-          <w:szCs w:val="40"/>
+        <w:rPr>
+          <w:rFonts w:ascii="Times New Roman" w:hAnsi="Times New Roman" w:cs="Times New Roman"/>
+          <w:sz w:val="16"/>
+          <w:szCs w:val="16"/>
         </w:rPr>
       </w:pPr>
     </w:p>
@@ -369,516 +434,8 @@
         <w:ind w:left="2832"/>
         <w:rPr>
           <w:rFonts w:ascii="Times New Roman" w:hAnsi="Times New Roman" w:cs="Times New Roman"/>
-          <w:b/>
-          <w:bCs/>
-          <w:i/>
-          <w:iCs/>
-          <w:sz w:val="40"/>
-          <w:szCs w:val="40"/>
-        </w:rPr>
-      </w:pPr>
-      <w:r>
-        <w:rPr>
-          <w:rFonts w:ascii="Times New Roman" w:hAnsi="Times New Roman" w:cs="Times New Roman"/>
-          <w:b/>
-          <w:bCs/>
-          <w:i/>
-          <w:iCs/>
-          <w:sz w:val="40"/>
-          <w:szCs w:val="40"/>
-        </w:rPr>
-        <w:t>CONOCIMIENTOS</w:t>
-      </w:r>
-    </w:p>
-    <w:p>
-      <w:pPr>
-        <w:ind w:left="2832"/>
-        <w:rPr>
-          <w:rFonts w:ascii="Times New Roman" w:hAnsi="Times New Roman" w:cs="Times New Roman"/>
-          <w:b/>
-          <w:bCs/>
-          <w:i/>
-          <w:iCs/>
-          <w:sz w:val="40"/>
-          <w:szCs w:val="40"/>
-          <w:lang w:val="en-US"/>
-        </w:rPr>
-      </w:pPr>
-      <w:r>
-        <w:rPr>
-          <w:rFonts w:ascii="Times New Roman" w:hAnsi="Times New Roman" w:cs="Times New Roman"/>
-          <w:b/>
-          <w:bCs/>
-          <w:i/>
-          <w:iCs/>
-          <w:sz w:val="40"/>
-          <w:szCs w:val="40"/>
-          <w:lang w:val="en-US"/>
-        </w:rPr>
-        <w:t xml:space="preserve">Stack </w:t>
-      </w:r>
-      <w:proofErr w:type="spellStart"/>
-      <w:r>
-        <w:rPr>
-          <w:rFonts w:ascii="Times New Roman" w:hAnsi="Times New Roman" w:cs="Times New Roman"/>
-          <w:b/>
-          <w:bCs/>
-          <w:i/>
-          <w:iCs/>
-          <w:sz w:val="40"/>
-          <w:szCs w:val="40"/>
-          <w:lang w:val="en-US"/>
-        </w:rPr>
-        <w:t>mern</w:t>
-      </w:r>
-      <w:proofErr w:type="spellEnd"/>
-      <w:r>
-        <w:rPr>
-          <w:rFonts w:ascii="Times New Roman" w:hAnsi="Times New Roman" w:cs="Times New Roman"/>
-          <w:b/>
-          <w:bCs/>
-          <w:i/>
-          <w:iCs/>
-          <w:sz w:val="40"/>
-          <w:szCs w:val="40"/>
-          <w:lang w:val="en-US"/>
-        </w:rPr>
-        <w:t xml:space="preserve"> (Mongo</w:t>
-      </w:r>
-      <w:r>
-        <w:rPr>
-          <w:rFonts w:ascii="Times New Roman" w:hAnsi="Times New Roman" w:cs="Times New Roman"/>
-          <w:b/>
-          <w:bCs/>
-          <w:i/>
-          <w:iCs/>
-          <w:sz w:val="40"/>
-          <w:szCs w:val="40"/>
-          <w:lang w:val="en-US"/>
-        </w:rPr>
-        <w:t>DB</w:t>
-      </w:r>
-      <w:r>
-        <w:rPr>
-          <w:rFonts w:ascii="Times New Roman" w:hAnsi="Times New Roman" w:cs="Times New Roman"/>
-          <w:b/>
-          <w:bCs/>
-          <w:i/>
-          <w:iCs/>
-          <w:sz w:val="40"/>
-          <w:szCs w:val="40"/>
-          <w:lang w:val="en-US"/>
-        </w:rPr>
-        <w:t>,</w:t>
-      </w:r>
-      <w:r>
-        <w:rPr>
-          <w:rFonts w:ascii="Times New Roman" w:hAnsi="Times New Roman" w:cs="Times New Roman"/>
-          <w:b/>
-          <w:bCs/>
-          <w:i/>
-          <w:iCs/>
-          <w:sz w:val="40"/>
-          <w:szCs w:val="40"/>
-          <w:lang w:val="en-US"/>
-        </w:rPr>
-        <w:t xml:space="preserve"> </w:t>
-      </w:r>
-      <w:r>
-        <w:rPr>
-          <w:rFonts w:ascii="Times New Roman" w:hAnsi="Times New Roman" w:cs="Times New Roman"/>
-          <w:b/>
-          <w:bCs/>
-          <w:i/>
-          <w:iCs/>
-          <w:sz w:val="40"/>
-          <w:szCs w:val="40"/>
-          <w:lang w:val="en-US"/>
-        </w:rPr>
-        <w:t>Express.js</w:t>
-      </w:r>
-      <w:r>
-        <w:rPr>
-          <w:rFonts w:ascii="Times New Roman" w:hAnsi="Times New Roman" w:cs="Times New Roman"/>
-          <w:b/>
-          <w:bCs/>
-          <w:i/>
-          <w:iCs/>
-          <w:sz w:val="40"/>
-          <w:szCs w:val="40"/>
-          <w:lang w:val="en-US"/>
-        </w:rPr>
-        <w:t xml:space="preserve"> </w:t>
-      </w:r>
-      <w:r>
-        <w:rPr>
-          <w:rFonts w:ascii="Times New Roman" w:hAnsi="Times New Roman" w:cs="Times New Roman"/>
-          <w:b/>
-          <w:bCs/>
-          <w:i/>
-          <w:iCs/>
-          <w:sz w:val="40"/>
-          <w:szCs w:val="40"/>
-          <w:lang w:val="en-US"/>
-        </w:rPr>
-        <w:t>,</w:t>
-      </w:r>
-      <w:r>
-        <w:rPr>
-          <w:rFonts w:ascii="Times New Roman" w:hAnsi="Times New Roman" w:cs="Times New Roman"/>
-          <w:b/>
-          <w:bCs/>
-          <w:i/>
-          <w:iCs/>
-          <w:sz w:val="40"/>
-          <w:szCs w:val="40"/>
-          <w:lang w:val="en-US"/>
-        </w:rPr>
-        <w:t xml:space="preserve"> React, </w:t>
-      </w:r>
-      <w:r>
-        <w:rPr>
-          <w:rFonts w:ascii="Times New Roman" w:hAnsi="Times New Roman" w:cs="Times New Roman"/>
-          <w:b/>
-          <w:bCs/>
-          <w:i/>
-          <w:iCs/>
-          <w:sz w:val="40"/>
-          <w:szCs w:val="40"/>
-          <w:lang w:val="en-US"/>
-        </w:rPr>
-        <w:t>Node.js</w:t>
-      </w:r>
-      <w:r>
-        <w:rPr>
-          <w:rFonts w:ascii="Times New Roman" w:hAnsi="Times New Roman" w:cs="Times New Roman"/>
-          <w:b/>
-          <w:bCs/>
-          <w:i/>
-          <w:iCs/>
-          <w:sz w:val="40"/>
-          <w:szCs w:val="40"/>
-          <w:lang w:val="en-US"/>
-        </w:rPr>
-        <w:t>)</w:t>
-      </w:r>
-    </w:p>
-    <w:p>
-      <w:pPr>
-        <w:ind w:left="2832"/>
-        <w:rPr>
-          <w:rFonts w:ascii="Times New Roman" w:hAnsi="Times New Roman" w:cs="Times New Roman"/>
-          <w:b/>
-          <w:bCs/>
-          <w:i/>
-          <w:iCs/>
-          <w:sz w:val="40"/>
-          <w:szCs w:val="40"/>
-          <w:lang w:val="en-US"/>
-        </w:rPr>
-      </w:pPr>
-      <w:r>
-        <w:rPr>
-          <w:rFonts w:ascii="Times New Roman" w:hAnsi="Times New Roman" w:cs="Times New Roman"/>
-          <w:b/>
-          <w:bCs/>
-          <w:i/>
-          <w:iCs/>
-          <w:sz w:val="40"/>
-          <w:szCs w:val="40"/>
-          <w:lang w:val="en-US"/>
-        </w:rPr>
-        <w:t>Stack mean (</w:t>
-      </w:r>
-      <w:r>
-        <w:rPr>
-          <w:rFonts w:ascii="Times New Roman" w:hAnsi="Times New Roman" w:cs="Times New Roman"/>
-          <w:b/>
-          <w:bCs/>
-          <w:i/>
-          <w:iCs/>
-          <w:sz w:val="40"/>
-          <w:szCs w:val="40"/>
-          <w:lang w:val="en-US"/>
-        </w:rPr>
-        <w:t>MongoDB, Express.js, Angular y Node.js</w:t>
-      </w:r>
-      <w:r>
-        <w:rPr>
-          <w:rFonts w:ascii="Times New Roman" w:hAnsi="Times New Roman" w:cs="Times New Roman"/>
-          <w:b/>
-          <w:bCs/>
-          <w:i/>
-          <w:iCs/>
-          <w:sz w:val="40"/>
-          <w:szCs w:val="40"/>
-          <w:lang w:val="en-US"/>
-        </w:rPr>
-        <w:t>)</w:t>
-      </w:r>
-    </w:p>
-    <w:p>
-      <w:pPr>
-        <w:ind w:left="2832"/>
-        <w:rPr>
-          <w:rFonts w:ascii="Times New Roman" w:hAnsi="Times New Roman" w:cs="Times New Roman"/>
-          <w:b/>
-          <w:bCs/>
-          <w:i/>
-          <w:iCs/>
-          <w:sz w:val="40"/>
-          <w:szCs w:val="40"/>
-        </w:rPr>
-      </w:pPr>
-      <w:proofErr w:type="spellStart"/>
-      <w:r>
-        <w:rPr>
-          <w:rFonts w:ascii="Times New Roman" w:hAnsi="Times New Roman" w:cs="Times New Roman"/>
-          <w:b/>
-          <w:bCs/>
-          <w:i/>
-          <w:iCs/>
-          <w:sz w:val="40"/>
-          <w:szCs w:val="40"/>
-        </w:rPr>
-        <w:t>Jav</w:t>
-      </w:r>
-      <w:r>
-        <w:rPr>
-          <w:rFonts w:ascii="Times New Roman" w:hAnsi="Times New Roman" w:cs="Times New Roman"/>
-          <w:b/>
-          <w:bCs/>
-          <w:i/>
-          <w:iCs/>
-          <w:sz w:val="40"/>
-          <w:szCs w:val="40"/>
-        </w:rPr>
-        <w:t>ascript</w:t>
-      </w:r>
-      <w:proofErr w:type="spellEnd"/>
-    </w:p>
-    <w:p>
-      <w:pPr>
-        <w:ind w:left="2832"/>
-        <w:rPr>
-          <w:rFonts w:ascii="Times New Roman" w:hAnsi="Times New Roman" w:cs="Times New Roman"/>
-          <w:b/>
-          <w:bCs/>
-          <w:i/>
-          <w:iCs/>
-          <w:sz w:val="40"/>
-          <w:szCs w:val="40"/>
-        </w:rPr>
-      </w:pPr>
-      <w:r>
-        <w:rPr>
-          <w:rFonts w:ascii="Times New Roman" w:hAnsi="Times New Roman" w:cs="Times New Roman"/>
-          <w:b/>
-          <w:bCs/>
-          <w:i/>
-          <w:iCs/>
-          <w:sz w:val="40"/>
-          <w:szCs w:val="40"/>
-        </w:rPr>
-        <w:t>Java + Spring</w:t>
-      </w:r>
-    </w:p>
-    <w:p>
-      <w:pPr>
-        <w:ind w:left="2832"/>
-        <w:rPr>
-          <w:rFonts w:ascii="Times New Roman" w:hAnsi="Times New Roman" w:cs="Times New Roman"/>
-          <w:b/>
-          <w:bCs/>
-          <w:i/>
-          <w:iCs/>
-          <w:sz w:val="40"/>
-          <w:szCs w:val="40"/>
-        </w:rPr>
-      </w:pPr>
-      <w:r>
-        <w:rPr>
-          <w:rFonts w:ascii="Times New Roman" w:hAnsi="Times New Roman" w:cs="Times New Roman"/>
-          <w:b/>
-          <w:bCs/>
-          <w:i/>
-          <w:iCs/>
-          <w:sz w:val="40"/>
-          <w:szCs w:val="40"/>
-        </w:rPr>
-        <w:t>Aplicaciones .Net con C#</w:t>
-      </w:r>
-    </w:p>
-    <w:p>
-      <w:pPr>
-        <w:ind w:left="2832"/>
-        <w:rPr>
-          <w:rFonts w:ascii="Times New Roman" w:hAnsi="Times New Roman" w:cs="Times New Roman"/>
-          <w:b/>
-          <w:bCs/>
-          <w:i/>
-          <w:iCs/>
-          <w:sz w:val="40"/>
-          <w:szCs w:val="40"/>
-        </w:rPr>
-      </w:pPr>
-      <w:proofErr w:type="spellStart"/>
-      <w:r>
-        <w:rPr>
-          <w:rFonts w:ascii="Times New Roman" w:hAnsi="Times New Roman" w:cs="Times New Roman"/>
-          <w:b/>
-          <w:bCs/>
-          <w:i/>
-          <w:iCs/>
-          <w:sz w:val="40"/>
-          <w:szCs w:val="40"/>
-        </w:rPr>
-        <w:lastRenderedPageBreak/>
-        <w:t>Backend</w:t>
-      </w:r>
-      <w:proofErr w:type="spellEnd"/>
-      <w:r>
-        <w:rPr>
-          <w:rFonts w:ascii="Times New Roman" w:hAnsi="Times New Roman" w:cs="Times New Roman"/>
-          <w:b/>
-          <w:bCs/>
-          <w:i/>
-          <w:iCs/>
-          <w:sz w:val="40"/>
-          <w:szCs w:val="40"/>
-        </w:rPr>
-        <w:t>:</w:t>
-      </w:r>
-    </w:p>
-    <w:p>
-      <w:pPr>
-        <w:ind w:left="2832"/>
-        <w:rPr>
-          <w:rFonts w:ascii="Times New Roman" w:hAnsi="Times New Roman" w:cs="Times New Roman"/>
-          <w:b/>
-          <w:bCs/>
-          <w:i/>
-          <w:iCs/>
-          <w:sz w:val="40"/>
-          <w:szCs w:val="40"/>
-        </w:rPr>
-      </w:pPr>
-      <w:r>
-        <w:rPr>
-          <w:rFonts w:ascii="Times New Roman" w:hAnsi="Times New Roman" w:cs="Times New Roman"/>
-          <w:b/>
-          <w:bCs/>
-          <w:i/>
-          <w:iCs/>
-          <w:sz w:val="40"/>
-          <w:szCs w:val="40"/>
-        </w:rPr>
-        <w:t>MongoDB, SQL, Docker</w:t>
-      </w:r>
-    </w:p>
-    <w:p>
-      <w:pPr>
-        <w:ind w:left="2832"/>
-        <w:rPr>
-          <w:rFonts w:ascii="Times New Roman" w:hAnsi="Times New Roman" w:cs="Times New Roman"/>
-          <w:b/>
-          <w:bCs/>
-          <w:i/>
-          <w:iCs/>
-          <w:sz w:val="40"/>
-          <w:szCs w:val="40"/>
-        </w:rPr>
-      </w:pPr>
-      <w:r>
-        <w:rPr>
-          <w:rFonts w:ascii="Times New Roman" w:hAnsi="Times New Roman" w:cs="Times New Roman"/>
-          <w:b/>
-          <w:bCs/>
-          <w:i/>
-          <w:iCs/>
-          <w:sz w:val="40"/>
-          <w:szCs w:val="40"/>
-        </w:rPr>
-        <w:t>Control de versiones y trabajo en equipo;</w:t>
-      </w:r>
-    </w:p>
-    <w:p>
-      <w:pPr>
-        <w:ind w:left="2832"/>
-        <w:rPr>
-          <w:rFonts w:ascii="Times New Roman" w:hAnsi="Times New Roman" w:cs="Times New Roman"/>
-          <w:b/>
-          <w:bCs/>
-          <w:i/>
-          <w:iCs/>
-          <w:sz w:val="40"/>
-          <w:szCs w:val="40"/>
-          <w:u w:val="single"/>
-        </w:rPr>
-      </w:pPr>
-      <w:proofErr w:type="spellStart"/>
-      <w:r>
-        <w:rPr>
-          <w:rFonts w:ascii="Times New Roman" w:hAnsi="Times New Roman" w:cs="Times New Roman"/>
-          <w:b/>
-          <w:bCs/>
-          <w:i/>
-          <w:iCs/>
-          <w:sz w:val="40"/>
-          <w:szCs w:val="40"/>
-        </w:rPr>
-        <w:t>Github</w:t>
-      </w:r>
-      <w:proofErr w:type="spellEnd"/>
-      <w:r>
-        <w:rPr>
-          <w:rFonts w:ascii="Times New Roman" w:hAnsi="Times New Roman" w:cs="Times New Roman"/>
-          <w:b/>
-          <w:bCs/>
-          <w:i/>
-          <w:iCs/>
-          <w:sz w:val="40"/>
-          <w:szCs w:val="40"/>
-        </w:rPr>
-        <w:t xml:space="preserve">, </w:t>
-      </w:r>
-      <w:r>
-        <w:rPr>
-          <w:rFonts w:ascii="Times New Roman" w:hAnsi="Times New Roman" w:cs="Times New Roman"/>
-          <w:b/>
-          <w:bCs/>
-          <w:i/>
-          <w:iCs/>
-          <w:sz w:val="40"/>
-          <w:szCs w:val="40"/>
-          <w:u w:val="single"/>
-        </w:rPr>
-        <w:t>scrum</w:t>
-      </w:r>
-      <w:r>
-        <w:rPr>
-          <w:rFonts w:ascii="Times New Roman" w:hAnsi="Times New Roman" w:cs="Times New Roman"/>
-          <w:b/>
-          <w:bCs/>
-          <w:i/>
-          <w:iCs/>
-          <w:sz w:val="40"/>
-          <w:szCs w:val="40"/>
-        </w:rPr>
-        <w:t>, jira</w:t>
-      </w:r>
-    </w:p>
-    <w:p>
-      <w:pPr>
-        <w:ind w:left="2832"/>
-        <w:rPr>
-          <w:rFonts w:ascii="Times New Roman" w:hAnsi="Times New Roman" w:cs="Times New Roman"/>
-          <w:b/>
-          <w:bCs/>
-          <w:i/>
-          <w:iCs/>
-          <w:sz w:val="40"/>
-          <w:szCs w:val="40"/>
+          <w:sz w:val="16"/>
+          <w:szCs w:val="16"/>
         </w:rPr>
       </w:pPr>
     </w:p>
@@ -889,8 +446,6 @@
           <w:rFonts w:ascii="Times New Roman" w:hAnsi="Times New Roman" w:cs="Times New Roman"/>
           <w:b/>
           <w:bCs/>
-          <w:i/>
-          <w:iCs/>
           <w:sz w:val="40"/>
           <w:szCs w:val="40"/>
         </w:rPr>
@@ -900,24 +455,10 @@
           <w:rFonts w:ascii="Times New Roman" w:hAnsi="Times New Roman" w:cs="Times New Roman"/>
           <w:b/>
           <w:bCs/>
-          <w:i/>
-          <w:iCs/>
-          <w:sz w:val="40"/>
-          <w:szCs w:val="40"/>
-        </w:rPr>
-        <w:t>Otros lenguajes</w:t>
-      </w:r>
-      <w:r>
-        <w:rPr>
-          <w:rFonts w:ascii="Times New Roman" w:hAnsi="Times New Roman" w:cs="Times New Roman"/>
-          <w:b/>
-          <w:bCs/>
-          <w:i/>
-          <w:iCs/>
-          <w:sz w:val="40"/>
-          <w:szCs w:val="40"/>
-        </w:rPr>
-        <w:t xml:space="preserve"> conocidos:</w:t>
+          <w:sz w:val="40"/>
+          <w:szCs w:val="40"/>
+        </w:rPr>
+        <w:t>EXPERIENCIA</w:t>
       </w:r>
     </w:p>
     <w:p>
@@ -925,62 +466,8 @@
         <w:ind w:left="2832"/>
         <w:rPr>
           <w:rFonts w:ascii="Times New Roman" w:hAnsi="Times New Roman" w:cs="Times New Roman"/>
-          <w:b/>
-          <w:bCs/>
-          <w:i/>
-          <w:iCs/>
-          <w:sz w:val="40"/>
-          <w:szCs w:val="40"/>
-          <w:u w:val="single"/>
-        </w:rPr>
-      </w:pPr>
-      <w:proofErr w:type="spellStart"/>
-      <w:r>
-        <w:rPr>
-          <w:rFonts w:ascii="Times New Roman" w:hAnsi="Times New Roman" w:cs="Times New Roman"/>
-          <w:b/>
-          <w:bCs/>
-          <w:i/>
-          <w:iCs/>
-          <w:sz w:val="40"/>
-          <w:szCs w:val="40"/>
-        </w:rPr>
-        <w:t>Phyton</w:t>
-      </w:r>
-      <w:proofErr w:type="spellEnd"/>
-      <w:r>
-        <w:rPr>
-          <w:rFonts w:ascii="Times New Roman" w:hAnsi="Times New Roman" w:cs="Times New Roman"/>
-          <w:b/>
-          <w:bCs/>
-          <w:i/>
-          <w:iCs/>
-          <w:sz w:val="40"/>
-          <w:szCs w:val="40"/>
-        </w:rPr>
-        <w:t xml:space="preserve">, Visual </w:t>
-      </w:r>
-      <w:proofErr w:type="spellStart"/>
-      <w:r>
-        <w:rPr>
-          <w:rFonts w:ascii="Times New Roman" w:hAnsi="Times New Roman" w:cs="Times New Roman"/>
-          <w:b/>
-          <w:bCs/>
-          <w:i/>
-          <w:iCs/>
-          <w:sz w:val="40"/>
-          <w:szCs w:val="40"/>
-        </w:rPr>
-        <w:t>basic</w:t>
-      </w:r>
-      <w:proofErr w:type="spellEnd"/>
-    </w:p>
-    <w:p>
-      <w:pPr>
-        <w:rPr>
-          <w:rFonts w:ascii="Times New Roman" w:hAnsi="Times New Roman" w:cs="Times New Roman"/>
-          <w:sz w:val="16"/>
-          <w:szCs w:val="16"/>
+          <w:sz w:val="40"/>
+          <w:szCs w:val="40"/>
         </w:rPr>
       </w:pPr>
     </w:p>
@@ -989,105 +476,11 @@
         <w:ind w:left="2832"/>
         <w:rPr>
           <w:rFonts w:ascii="Times New Roman" w:hAnsi="Times New Roman" w:cs="Times New Roman"/>
-          <w:sz w:val="16"/>
-          <w:szCs w:val="16"/>
+          <w:sz w:val="40"/>
+          <w:szCs w:val="40"/>
         </w:rPr>
       </w:pPr>
-    </w:p>
-    <w:p>
-      <w:pPr>
-        <w:ind w:left="2832"/>
-        <w:rPr>
-          <w:rFonts w:ascii="Times New Roman" w:hAnsi="Times New Roman" w:cs="Times New Roman"/>
-          <w:b/>
-          <w:bCs/>
-          <w:sz w:val="40"/>
-          <w:szCs w:val="40"/>
-        </w:rPr>
-      </w:pPr>
-      <w:r>
-        <w:rPr>
-          <w:rFonts w:ascii="Times New Roman" w:hAnsi="Times New Roman" w:cs="Times New Roman"/>
-          <w:b/>
-          <w:bCs/>
-          <w:sz w:val="40"/>
-          <w:szCs w:val="40"/>
-        </w:rPr>
-        <w:t>EXPERIENCIA</w:t>
-      </w:r>
-    </w:p>
-    <w:p>
-      <w:pPr>
-        <w:ind w:left="2832"/>
-        <w:rPr>
-          <w:rFonts w:ascii="Times New Roman" w:hAnsi="Times New Roman" w:cs="Times New Roman"/>
-          <w:sz w:val="40"/>
-          <w:szCs w:val="40"/>
-          <w:u w:val="single"/>
-        </w:rPr>
-      </w:pPr>
-      <w:r>
-        <w:rPr>
-          <w:rFonts w:ascii="Times New Roman" w:hAnsi="Times New Roman" w:cs="Times New Roman"/>
-          <w:sz w:val="40"/>
-          <w:szCs w:val="40"/>
-        </w:rPr>
-        <w:t>Mas</w:t>
-      </w:r>
-      <w:r>
-        <w:rPr>
-          <w:rFonts w:ascii="Times New Roman" w:hAnsi="Times New Roman" w:cs="Times New Roman"/>
-          <w:sz w:val="40"/>
-          <w:szCs w:val="40"/>
-        </w:rPr>
-        <w:t xml:space="preserve"> de 5 años desarrollando páginas web, </w:t>
-      </w:r>
-      <w:proofErr w:type="spellStart"/>
-      <w:r>
-        <w:rPr>
-          <w:rFonts w:ascii="Times New Roman" w:hAnsi="Times New Roman" w:cs="Times New Roman"/>
-          <w:sz w:val="40"/>
-          <w:szCs w:val="40"/>
-        </w:rPr>
-        <w:t>webapps</w:t>
-      </w:r>
-      <w:proofErr w:type="spellEnd"/>
-      <w:r>
-        <w:rPr>
-          <w:rFonts w:ascii="Times New Roman" w:hAnsi="Times New Roman" w:cs="Times New Roman"/>
-          <w:sz w:val="40"/>
-          <w:szCs w:val="40"/>
-        </w:rPr>
-        <w:t xml:space="preserve"> y aplicaciones de escritorio para empresas y como </w:t>
-      </w:r>
-      <w:proofErr w:type="spellStart"/>
-      <w:r>
-        <w:rPr>
-          <w:rFonts w:ascii="Times New Roman" w:hAnsi="Times New Roman" w:cs="Times New Roman"/>
-          <w:sz w:val="40"/>
-          <w:szCs w:val="40"/>
-        </w:rPr>
-        <w:t>feelance</w:t>
-      </w:r>
-      <w:proofErr w:type="spellEnd"/>
-      <w:r>
-        <w:rPr>
-          <w:rFonts w:ascii="Times New Roman" w:hAnsi="Times New Roman" w:cs="Times New Roman"/>
-          <w:sz w:val="40"/>
-          <w:szCs w:val="40"/>
-        </w:rPr>
-        <w:t>.</w:t>
-      </w:r>
-    </w:p>
-    <w:p>
-      <w:pPr>
-        <w:ind w:left="2832"/>
-        <w:rPr>
-          <w:rFonts w:ascii="Times New Roman" w:hAnsi="Times New Roman" w:cs="Times New Roman"/>
-          <w:sz w:val="40"/>
-          <w:szCs w:val="40"/>
-        </w:rPr>
-      </w:pPr>
+      <w:proofErr w:type="gramStart"/>
       <w:r>
         <w:rPr>
           <w:rFonts w:ascii="Times New Roman" w:hAnsi="Times New Roman" w:cs="Times New Roman"/>
@@ -1102,7 +495,16 @@
           <w:sz w:val="40"/>
           <w:szCs w:val="40"/>
         </w:rPr>
-        <w:t>ortfolio:</w:t>
+        <w:t>ortfolio</w:t>
+      </w:r>
+      <w:proofErr w:type="gramEnd"/>
+      <w:r>
+        <w:rPr>
+          <w:rFonts w:ascii="Times New Roman" w:hAnsi="Times New Roman" w:cs="Times New Roman"/>
+          <w:sz w:val="40"/>
+          <w:szCs w:val="40"/>
+        </w:rPr>
+        <w:t>:</w:t>
       </w:r>
     </w:p>
     <w:p>
@@ -1945,6 +1347,7 @@
   <w:style w:type="character" w:default="1" w:styleId="Fuentedeprrafopredeter">
     <w:name w:val="Default Paragraph Font"/>
     <w:uiPriority w:val="1"/>
+    <w:semiHidden/>
     <w:unhideWhenUsed/>
   </w:style>
   <w:style w:type="table" w:default="1" w:styleId="Tablanormal">
